--- a/Deliverables/Laporan_Uji_Lab_01_Model_AI_GLD.docx
+++ b/Deliverables/Laporan_Uji_Lab_01_Model_AI_GLD.docx
@@ -167,7 +167,7 @@
               <w:rPr>
                 <w:sz w:val="19"/>
               </w:rPr>
-              <w:t>1.0</w:t>
+              <w:t>1.1</w:t>
             </w:r>
           </w:p>
         </w:tc>
@@ -315,7 +315,7 @@
               <w:rPr>
                 <w:sz w:val="19"/>
               </w:rPr>
-              <w:t>Lab IoT, Instrumentation and Computations, Gedung Laboratorium Fisika Terpadu, ITB, Bandung</w:t>
+              <w:t>Lab IoT, Instrumentation and Computations, Gedung Laboratorium Fisika Terpadu, dan area kampus Institut Teknologi Bandung</w:t>
             </w:r>
           </w:p>
         </w:tc>
@@ -473,7 +473,7 @@
           <w:i w:val="0"/>
           <w:sz w:val="20"/>
         </w:rPr>
-        <w:t>Mengukur akurasi model klasifikasi gas pada data uji yang belum pernah dilihat model.</w:t>
+        <w:t>Mengukur akurasi model klasifikasi gas pada data uji dari dataset pengembangan yang belum pernah dilihat model.</w:t>
       </w:r>
     </w:p>
     <w:p>
@@ -722,11 +722,62 @@
           </w:p>
         </w:tc>
       </w:tr>
+      <w:tr>
+        <w:tc>
+          <w:tcPr>
+            <w:tcW w:type="dxa" w:w="2304"/>
+          </w:tcPr>
+          <w:p>
+            <w:pPr>
+              <w:spacing w:after="20"/>
+            </w:pPr>
+            <w:r>
+              <w:rPr>
+                <w:b w:val="0"/>
+                <w:i w:val="0"/>
+                <w:sz w:val="18"/>
+              </w:rPr>
+              <w:t>Keluaran di perangkat</w:t>
+            </w:r>
+          </w:p>
+        </w:tc>
+        <w:tc>
+          <w:tcPr>
+            <w:tcW w:type="dxa" w:w="7632"/>
+          </w:tcPr>
+          <w:p>
+            <w:pPr>
+              <w:spacing w:after="20"/>
+            </w:pPr>
+            <w:r>
+              <w:rPr>
+                <w:b w:val="0"/>
+                <w:i w:val="0"/>
+                <w:sz w:val="18"/>
+              </w:rPr>
+              <w:t>Sesuai Technical Datasheet Rev 4.0 Gas Leak Detector (4 September 2026), bagian 4.1: label Clean Air, LPG, dan H2 beserta nilai confidence</w:t>
+            </w:r>
+          </w:p>
+        </w:tc>
+      </w:tr>
     </w:tbl>
     <w:p>
       <w:pPr>
         <w:spacing w:after="40"/>
       </w:pPr>
+    </w:p>
+    <w:p>
+      <w:pPr>
+        <w:spacing w:after="120"/>
+      </w:pPr>
+      <w:r>
+        <w:rPr>
+          <w:b w:val="0"/>
+          <w:i w:val="0"/>
+          <w:sz w:val="19"/>
+        </w:rPr>
+        <w:t>Laporan ini memuat dua tahap uji: (1) validasi model pada dataset pengembangan berlabel LPG, CO₂, dan udara bersih (Bagian 4.1 dan 4.2); (2) uji real-time di perangkat dengan konfigurasi label Clean Air, LPG, dan H2 sesuai Technical Datasheet Rev 4.0 (Bagian 4.3).</w:t>
+      </w:r>
     </w:p>
     <w:p>
       <w:pPr>
@@ -804,7 +855,7 @@
           <w:i w:val="0"/>
           <w:sz w:val="20"/>
         </w:rPr>
-        <w:t>Dataset.</w:t>
+        <w:t>Dataset pengembangan.</w:t>
       </w:r>
       <w:r>
         <w:rPr>
@@ -878,7 +929,7 @@
           <w:i w:val="0"/>
           <w:sz w:val="20"/>
         </w:rPr>
-        <w:t xml:space="preserve"> Model INT8 dijalankan di board ESP32-S3 (device 1001) nonstop ±11,7 menit, hasil klasifikasi dibandingkan dengan gas sebenarnya yang dipaparkan.</w:t>
+        <w:t xml:space="preserve"> Model INT8 dijalankan di board ESP32-S3 (device 1001) nonstop ±11,7 menit dengan paparan H2 dan udara bersih; hasil klasifikasi dibandingkan dengan gas sebenarnya yang dipaparkan.</w:t>
       </w:r>
     </w:p>
     <w:p>
@@ -954,7 +1005,7 @@
         <w:rPr>
           <w:color w:val="1B2A4A"/>
         </w:rPr>
-        <w:t>4.1 Akurasi pada data uji</w:t>
+        <w:t>4.1 Akurasi pada data uji (dataset pengembangan)</w:t>
       </w:r>
     </w:p>
     <w:tbl>
@@ -1474,7 +1525,7 @@
                 <w:i w:val="0"/>
                 <w:sz w:val="18"/>
               </w:rPr>
-              <w:t>TFLite INT8 (dipakai di perangkat)</w:t>
+              <w:t>TFLite INT8 (format yang ditanam di perangkat)</w:t>
             </w:r>
           </w:p>
         </w:tc>
@@ -1542,7 +1593,7 @@
         <w:rPr>
           <w:color w:val="1B2A4A"/>
         </w:rPr>
-        <w:t>4.3 Uji real-time di perangkat</w:t>
+        <w:t>4.3 Uji real-time di perangkat (label Clean Air, LPG, H2)</w:t>
       </w:r>
     </w:p>
     <w:tbl>
@@ -1728,6 +1779,45 @@
                 <w:i w:val="0"/>
                 <w:sz w:val="18"/>
               </w:rPr>
+              <w:t>Gas yang dipaparkan</w:t>
+            </w:r>
+          </w:p>
+        </w:tc>
+        <w:tc>
+          <w:tcPr>
+            <w:tcW w:type="dxa" w:w="5616"/>
+            <w:shd w:val="clear" w:color="auto" w:fill="FAFAF8"/>
+          </w:tcPr>
+          <w:p>
+            <w:pPr>
+              <w:spacing w:after="20"/>
+            </w:pPr>
+            <w:r>
+              <w:rPr>
+                <w:b w:val="0"/>
+                <w:i w:val="0"/>
+                <w:sz w:val="18"/>
+              </w:rPr>
+              <w:t>H2 dan udara bersih</w:t>
+            </w:r>
+          </w:p>
+        </w:tc>
+      </w:tr>
+      <w:tr>
+        <w:tc>
+          <w:tcPr>
+            <w:tcW w:type="dxa" w:w="4320"/>
+          </w:tcPr>
+          <w:p>
+            <w:pPr>
+              <w:spacing w:after="20"/>
+            </w:pPr>
+            <w:r>
+              <w:rPr>
+                <w:b w:val="0"/>
+                <w:i w:val="0"/>
+                <w:sz w:val="18"/>
+              </w:rPr>
               <w:t>Akurasi real-time</w:t>
             </w:r>
           </w:p>
@@ -1735,7 +1825,6 @@
         <w:tc>
           <w:tcPr>
             <w:tcW w:type="dxa" w:w="5616"/>
-            <w:shd w:val="clear" w:color="auto" w:fill="FAFAF8"/>
           </w:tcPr>
           <w:p>
             <w:pPr>
@@ -1756,6 +1845,7 @@
         <w:tc>
           <w:tcPr>
             <w:tcW w:type="dxa" w:w="4320"/>
+            <w:shd w:val="clear" w:color="auto" w:fill="FAFAF8"/>
           </w:tcPr>
           <w:p>
             <w:pPr>
@@ -1774,6 +1864,7 @@
         <w:tc>
           <w:tcPr>
             <w:tcW w:type="dxa" w:w="5616"/>
+            <w:shd w:val="clear" w:color="auto" w:fill="FAFAF8"/>
           </w:tcPr>
           <w:p>
             <w:pPr>
@@ -1794,7 +1885,6 @@
         <w:tc>
           <w:tcPr>
             <w:tcW w:type="dxa" w:w="4320"/>
-            <w:shd w:val="clear" w:color="auto" w:fill="FAFAF8"/>
           </w:tcPr>
           <w:p>
             <w:pPr>
@@ -1813,7 +1903,6 @@
         <w:tc>
           <w:tcPr>
             <w:tcW w:type="dxa" w:w="5616"/>
-            <w:shd w:val="clear" w:color="auto" w:fill="FAFAF8"/>
           </w:tcPr>
           <w:p>
             <w:pPr>
@@ -1912,7 +2001,7 @@
           <w:i w:val="0"/>
           <w:sz w:val="20"/>
         </w:rPr>
-        <w:t>Kedelapan sensor menghasilkan data valid; dataset 1.870 pembacaan berhasil disusun (FAT-01 lulus).</w:t>
+        <w:t>Kedelapan sensor menghasilkan data valid; dataset pengembangan 1.870 pembacaan berhasil disusun (FAT-01 lulus).</w:t>
       </w:r>
     </w:p>
     <w:p>
@@ -1926,7 +2015,7 @@
           <w:i w:val="0"/>
           <w:sz w:val="20"/>
         </w:rPr>
-        <w:t>Model mencapai akurasi 99,73% pada data uji dan 99,20% setelah kuantisasi INT8 berukuran 9,14 KB.</w:t>
+        <w:t>Pada dataset pengembangan, model mencapai akurasi 99,73% pada data uji dan 99,20% setelah kuantisasi INT8 berukuran 9,14 KB.</w:t>
       </w:r>
     </w:p>
     <w:p>
@@ -1940,7 +2029,7 @@
           <w:i w:val="0"/>
           <w:sz w:val="20"/>
         </w:rPr>
-        <w:t>Model berjalan langsung di perangkat dengan akurasi real-time 97,65%; keputusan alarm diambil di node tanpa menunggu server (FAT-02 lulus).</w:t>
+        <w:t>Di perangkat (label Clean Air, LPG, H2), model berjalan langsung di ESP32-S3 dengan akurasi real-time 97,65% pada paparan H2 dan udara bersih; keputusan alarm diambil di node tanpa menunggu server (FAT-02 lulus). Deteksi LPG di perangkat dibuktikan pada uji alarm otomatis (FAT-06).</w:t>
       </w:r>
     </w:p>
     <w:p>
@@ -2141,7 +2230,7 @@
         <w:color w:val="5B5B5B"/>
         <w:sz w:val="16"/>
       </w:rPr>
-      <w:t>LGU/GLD/UJI-LAB/2026-001  ·  Rev. 1.0</w:t>
+      <w:t>LGU/GLD/UJI-LAB/2026-001  ·  Rev. 1.1</w:t>
     </w:r>
     <w:r>
       <w:rPr>
@@ -2232,7 +2321,7 @@
         <w:color w:val="5B5B5B"/>
         <w:sz w:val="16"/>
       </w:rPr>
-      <w:t>Laporan Uji Lab 01 — Model AI GLD  |  Draf untuk Pengesahan</w:t>
+      <w:t>Laporan Uji Lab 01 — Model AI GLD  |  Untuk Pengesahan</w:t>
     </w:r>
   </w:p>
 </w:hdr>

--- a/Deliverables/Laporan_Uji_Lab_01_Model_AI_GLD.docx
+++ b/Deliverables/Laporan_Uji_Lab_01_Model_AI_GLD.docx
@@ -204,7 +204,7 @@
               <w:rPr>
                 <w:sz w:val="19"/>
               </w:rPr>
-              <w:t>4 Oktober 2026</w:t>
+              <w:t>5 Oktober 2026</w:t>
             </w:r>
           </w:p>
         </w:tc>
